--- a/biyotasarim makale/basvuru/04-editore-not.docx
+++ b/biyotasarim makale/basvuru/04-editore-not.docx
@@ -87,7 +87,7 @@
           <w:sz w:val="18"/>
           <w:szCs w:val="18"/>
         </w:rPr>
-        <w:t xml:space="preserve">Biyo-esaslı yalıtım malzemelerini karşılaştıran çalışmalar, malzemelerin aynı</w:t>
+        <w:t xml:space="preserve">Biyo-bazlı yalıtım malzemelerini karşılaştıran çalışmalar, malzemelerin aynı</w:t>
       </w:r>
     </w:p>
     <w:p>
@@ -883,7 +883,7 @@
           <w:sz w:val="18"/>
           <w:szCs w:val="18"/>
         </w:rPr>
-        <w:t xml:space="preserve">   yönteminin sıralamayı etkilediği bilinmektedir; bu çalışma, biyo-esaslı</w:t>
+        <w:t xml:space="preserve">   yönteminin sıralamayı etkilediği bilinmektedir; bu çalışma, biyo-bazlı</w:t>
       </w:r>
     </w:p>
     <w:p>
@@ -1071,7 +1071,7 @@
           <w:sz w:val="18"/>
           <w:szCs w:val="18"/>
         </w:rPr>
-        <w:t xml:space="preserve">   kullanılarak, biyo-esaslı malzemelerin depoladığı biyojenik karbonun yaşam</w:t>
+        <w:t xml:space="preserve">   kullanılarak, biyo-bazlı malzemelerin depoladığı biyojenik karbonun yaşam</w:t>
       </w:r>
     </w:p>
     <w:p>
@@ -1176,7 +1176,7 @@
           <w:sz w:val="18"/>
           <w:szCs w:val="18"/>
         </w:rPr>
-        <w:t xml:space="preserve">   oranı bir duyarlılık parametresi olarak tanımlanarak, biyo-esaslı üstünlüğün</w:t>
+        <w:t xml:space="preserve">   oranı bir duyarlılık parametresi olarak tanımlanarak, biyo-bazlı üstünlüğün</w:t>
       </w:r>
     </w:p>
     <w:p>

--- a/biyotasarim makale/basvuru/04-editore-not.docx
+++ b/biyotasarim makale/basvuru/04-editore-not.docx
@@ -286,42 +286,77 @@
           <w:sz w:val="18"/>
           <w:szCs w:val="18"/>
         </w:rPr>
-        <w:t xml:space="preserve">Çalışma, sabit ısıl geçirgenlik hedefine dayalı bir seçim modelinin iklim</w:t>
-      </w:r>
-    </w:p>
-    <w:p>
-      <w:pPr>
-        <w:spacing w:after="0" w:before="0" w:line="360" w:lineRule="auto"/>
-      </w:pPr>
-      <w:r>
-        <w:rPr>
-          <w:rFonts w:ascii="Times New Roman" w:cs="Times New Roman" w:eastAsia="Times New Roman" w:hAnsi="Times New Roman"/>
-          <w:b w:val="false"/>
-          <w:bCs w:val="false"/>
-          <w:i w:val="false"/>
-          <w:iCs w:val="false"/>
-          <w:sz w:val="18"/>
-          <w:szCs w:val="18"/>
-        </w:rPr>
-        <w:t xml:space="preserve"/>
-      </w:r>
-    </w:p>
-    <w:p>
-      <w:pPr>
-        <w:spacing w:after="0" w:before="0" w:line="360" w:lineRule="auto"/>
-        <w:jc w:val="both"/>
-      </w:pPr>
-      <w:r>
-        <w:rPr>
-          <w:rFonts w:ascii="Times New Roman" w:cs="Times New Roman" w:eastAsia="Times New Roman" w:hAnsi="Times New Roman"/>
-          <w:b w:val="false"/>
-          <w:bCs w:val="false"/>
-          <w:i w:val="false"/>
-          <w:iCs w:val="false"/>
-          <w:sz w:val="18"/>
-          <w:szCs w:val="18"/>
-        </w:rPr>
-        <w:t xml:space="preserve">bölgesine göre sıralama farkı üretmesinin </w:t>
+        <w:t xml:space="preserve">Çalışma, sabit ısıl geçirgenlik hedefine ve malzemeden bağımsız sabit bir</w:t>
+      </w:r>
+    </w:p>
+    <w:p>
+      <w:pPr>
+        <w:spacing w:after="0" w:before="0" w:line="360" w:lineRule="auto"/>
+      </w:pPr>
+      <w:r>
+        <w:rPr>
+          <w:rFonts w:ascii="Times New Roman" w:cs="Times New Roman" w:eastAsia="Times New Roman" w:hAnsi="Times New Roman"/>
+          <w:b w:val="false"/>
+          <w:bCs w:val="false"/>
+          <w:i w:val="false"/>
+          <w:iCs w:val="false"/>
+          <w:sz w:val="18"/>
+          <w:szCs w:val="18"/>
+        </w:rPr>
+        <w:t xml:space="preserve"/>
+      </w:r>
+    </w:p>
+    <w:p>
+      <w:pPr>
+        <w:spacing w:after="0" w:before="0" w:line="360" w:lineRule="auto"/>
+        <w:jc w:val="both"/>
+      </w:pPr>
+      <w:r>
+        <w:rPr>
+          <w:rFonts w:ascii="Times New Roman" w:cs="Times New Roman" w:eastAsia="Times New Roman" w:hAnsi="Times New Roman"/>
+          <w:b w:val="false"/>
+          <w:bCs w:val="false"/>
+          <w:i w:val="false"/>
+          <w:iCs w:val="false"/>
+          <w:sz w:val="18"/>
+          <w:szCs w:val="18"/>
+        </w:rPr>
+        <w:t xml:space="preserve">katman direncine dayalı bir seçim modelinin iklim bölgesine göre sıralama farkı</w:t>
+      </w:r>
+    </w:p>
+    <w:p>
+      <w:pPr>
+        <w:spacing w:after="0" w:before="0" w:line="360" w:lineRule="auto"/>
+      </w:pPr>
+      <w:r>
+        <w:rPr>
+          <w:rFonts w:ascii="Times New Roman" w:cs="Times New Roman" w:eastAsia="Times New Roman" w:hAnsi="Times New Roman"/>
+          <w:b w:val="false"/>
+          <w:bCs w:val="false"/>
+          <w:i w:val="false"/>
+          <w:iCs w:val="false"/>
+          <w:sz w:val="18"/>
+          <w:szCs w:val="18"/>
+        </w:rPr>
+        <w:t xml:space="preserve"/>
+      </w:r>
+    </w:p>
+    <w:p>
+      <w:pPr>
+        <w:spacing w:after="0" w:before="0" w:line="360" w:lineRule="auto"/>
+        <w:jc w:val="both"/>
+      </w:pPr>
+      <w:r>
+        <w:rPr>
+          <w:rFonts w:ascii="Times New Roman" w:cs="Times New Roman" w:eastAsia="Times New Roman" w:hAnsi="Times New Roman"/>
+          <w:b w:val="false"/>
+          <w:bCs w:val="false"/>
+          <w:i w:val="false"/>
+          <w:iCs w:val="false"/>
+          <w:sz w:val="18"/>
+          <w:szCs w:val="18"/>
+        </w:rPr>
+        <w:t xml:space="preserve">üretmesinin </w:t>
       </w:r>
       <w:r>
         <w:rPr>
@@ -345,182 +380,217 @@
           <w:sz w:val="18"/>
           <w:szCs w:val="18"/>
         </w:rPr>
-        <w:t xml:space="preserve"> olduğunu</w:t>
-      </w:r>
-    </w:p>
-    <w:p>
-      <w:pPr>
-        <w:spacing w:after="0" w:before="0" w:line="360" w:lineRule="auto"/>
-      </w:pPr>
-      <w:r>
-        <w:rPr>
-          <w:rFonts w:ascii="Times New Roman" w:cs="Times New Roman" w:eastAsia="Times New Roman" w:hAnsi="Times New Roman"/>
-          <w:b w:val="false"/>
-          <w:bCs w:val="false"/>
-          <w:i w:val="false"/>
-          <w:iCs w:val="false"/>
-          <w:sz w:val="18"/>
-          <w:szCs w:val="18"/>
-        </w:rPr>
-        <w:t xml:space="preserve"/>
-      </w:r>
-    </w:p>
-    <w:p>
-      <w:pPr>
-        <w:spacing w:after="0" w:before="0" w:line="360" w:lineRule="auto"/>
-        <w:jc w:val="both"/>
-      </w:pPr>
-      <w:r>
-        <w:rPr>
-          <w:rFonts w:ascii="Times New Roman" w:cs="Times New Roman" w:eastAsia="Times New Roman" w:hAnsi="Times New Roman"/>
-          <w:b w:val="false"/>
-          <w:bCs w:val="false"/>
-          <w:i w:val="false"/>
-          <w:iCs w:val="false"/>
-          <w:sz w:val="18"/>
-          <w:szCs w:val="18"/>
-        </w:rPr>
-        <w:t xml:space="preserve">göstermekte ve bunu türetimle ortaya koymaktadır: gerekli kalınlık malzemeden</w:t>
-      </w:r>
-    </w:p>
-    <w:p>
-      <w:pPr>
-        <w:spacing w:after="0" w:before="0" w:line="360" w:lineRule="auto"/>
-      </w:pPr>
-      <w:r>
-        <w:rPr>
-          <w:rFonts w:ascii="Times New Roman" w:cs="Times New Roman" w:eastAsia="Times New Roman" w:hAnsi="Times New Roman"/>
-          <w:b w:val="false"/>
-          <w:bCs w:val="false"/>
-          <w:i w:val="false"/>
-          <w:iCs w:val="false"/>
-          <w:sz w:val="18"/>
-          <w:szCs w:val="18"/>
-        </w:rPr>
-        <w:t xml:space="preserve"/>
-      </w:r>
-    </w:p>
-    <w:p>
-      <w:pPr>
-        <w:spacing w:after="0" w:before="0" w:line="360" w:lineRule="auto"/>
-        <w:jc w:val="both"/>
-      </w:pPr>
-      <w:r>
-        <w:rPr>
-          <w:rFonts w:ascii="Times New Roman" w:cs="Times New Roman" w:eastAsia="Times New Roman" w:hAnsi="Times New Roman"/>
-          <w:b w:val="false"/>
-          <w:bCs w:val="false"/>
-          <w:i w:val="false"/>
-          <w:iCs w:val="false"/>
-          <w:sz w:val="18"/>
-          <w:szCs w:val="18"/>
-        </w:rPr>
-        <w:t xml:space="preserve">bağımsız bir çarpanla ölçeklendiğinden, sütun bazlı ölçek değişimine duyarsız</w:t>
-      </w:r>
-    </w:p>
-    <w:p>
-      <w:pPr>
-        <w:spacing w:after="0" w:before="0" w:line="360" w:lineRule="auto"/>
-      </w:pPr>
-      <w:r>
-        <w:rPr>
-          <w:rFonts w:ascii="Times New Roman" w:cs="Times New Roman" w:eastAsia="Times New Roman" w:hAnsi="Times New Roman"/>
-          <w:b w:val="false"/>
-          <w:bCs w:val="false"/>
-          <w:i w:val="false"/>
-          <w:iCs w:val="false"/>
-          <w:sz w:val="18"/>
-          <w:szCs w:val="18"/>
-        </w:rPr>
-        <w:t xml:space="preserve"/>
-      </w:r>
-    </w:p>
-    <w:p>
-      <w:pPr>
-        <w:spacing w:after="0" w:before="0" w:line="360" w:lineRule="auto"/>
-        <w:jc w:val="both"/>
-      </w:pPr>
-      <w:r>
-        <w:rPr>
-          <w:rFonts w:ascii="Times New Roman" w:cs="Times New Roman" w:eastAsia="Times New Roman" w:hAnsi="Times New Roman"/>
-          <w:b w:val="false"/>
-          <w:bCs w:val="false"/>
-          <w:i w:val="false"/>
-          <w:iCs w:val="false"/>
-          <w:sz w:val="18"/>
-          <w:szCs w:val="18"/>
-        </w:rPr>
-        <w:t xml:space="preserve">her normalizasyonda bu çarpan sadeleşmektedir. Sonuç sayısal olarak da</w:t>
-      </w:r>
-    </w:p>
-    <w:p>
-      <w:pPr>
-        <w:spacing w:after="0" w:before="0" w:line="360" w:lineRule="auto"/>
-      </w:pPr>
-      <w:r>
-        <w:rPr>
-          <w:rFonts w:ascii="Times New Roman" w:cs="Times New Roman" w:eastAsia="Times New Roman" w:hAnsi="Times New Roman"/>
-          <w:b w:val="false"/>
-          <w:bCs w:val="false"/>
-          <w:i w:val="false"/>
-          <w:iCs w:val="false"/>
-          <w:sz w:val="18"/>
-          <w:szCs w:val="18"/>
-        </w:rPr>
-        <w:t xml:space="preserve"/>
-      </w:r>
-    </w:p>
-    <w:p>
-      <w:pPr>
-        <w:spacing w:after="0" w:before="0" w:line="360" w:lineRule="auto"/>
-        <w:jc w:val="both"/>
-      </w:pPr>
-      <w:r>
-        <w:rPr>
-          <w:rFonts w:ascii="Times New Roman" w:cs="Times New Roman" w:eastAsia="Times New Roman" w:hAnsi="Times New Roman"/>
-          <w:b w:val="false"/>
-          <w:bCs w:val="false"/>
-          <w:i w:val="false"/>
-          <w:iCs w:val="false"/>
-          <w:sz w:val="18"/>
-          <w:szCs w:val="18"/>
-        </w:rPr>
-        <w:t xml:space="preserve">doğrulanmıştır; yuvarlama devre dışı bırakıldığında üç ağırlıklandırma ve iki</w:t>
-      </w:r>
-    </w:p>
-    <w:p>
-      <w:pPr>
-        <w:spacing w:after="0" w:before="0" w:line="360" w:lineRule="auto"/>
-      </w:pPr>
-      <w:r>
-        <w:rPr>
-          <w:rFonts w:ascii="Times New Roman" w:cs="Times New Roman" w:eastAsia="Times New Roman" w:hAnsi="Times New Roman"/>
-          <w:b w:val="false"/>
-          <w:bCs w:val="false"/>
-          <w:i w:val="false"/>
-          <w:iCs w:val="false"/>
-          <w:sz w:val="18"/>
-          <w:szCs w:val="18"/>
-        </w:rPr>
-        <w:t xml:space="preserve"/>
-      </w:r>
-    </w:p>
-    <w:p>
-      <w:pPr>
-        <w:spacing w:after="0" w:before="0" w:line="360" w:lineRule="auto"/>
-        <w:jc w:val="both"/>
-      </w:pPr>
-      <w:r>
-        <w:rPr>
-          <w:rFonts w:ascii="Times New Roman" w:cs="Times New Roman" w:eastAsia="Times New Roman" w:hAnsi="Times New Roman"/>
-          <w:b w:val="false"/>
-          <w:bCs w:val="false"/>
-          <w:i w:val="false"/>
-          <w:iCs w:val="false"/>
-          <w:sz w:val="18"/>
-          <w:szCs w:val="18"/>
-        </w:rPr>
-        <w:t xml:space="preserve">sıralama yöntemi için bölgeler arası sıra korelasyonu tam olarak birdir.</w:t>
+        <w:t xml:space="preserve"> olduğunu göstermekte ve bunu türetimle</w:t>
+      </w:r>
+    </w:p>
+    <w:p>
+      <w:pPr>
+        <w:spacing w:after="0" w:before="0" w:line="360" w:lineRule="auto"/>
+      </w:pPr>
+      <w:r>
+        <w:rPr>
+          <w:rFonts w:ascii="Times New Roman" w:cs="Times New Roman" w:eastAsia="Times New Roman" w:hAnsi="Times New Roman"/>
+          <w:b w:val="false"/>
+          <w:bCs w:val="false"/>
+          <w:i w:val="false"/>
+          <w:iCs w:val="false"/>
+          <w:sz w:val="18"/>
+          <w:szCs w:val="18"/>
+        </w:rPr>
+        <w:t xml:space="preserve"/>
+      </w:r>
+    </w:p>
+    <w:p>
+      <w:pPr>
+        <w:spacing w:after="0" w:before="0" w:line="360" w:lineRule="auto"/>
+        <w:jc w:val="both"/>
+      </w:pPr>
+      <w:r>
+        <w:rPr>
+          <w:rFonts w:ascii="Times New Roman" w:cs="Times New Roman" w:eastAsia="Times New Roman" w:hAnsi="Times New Roman"/>
+          <w:b w:val="false"/>
+          <w:bCs w:val="false"/>
+          <w:i w:val="false"/>
+          <w:iCs w:val="false"/>
+          <w:sz w:val="18"/>
+          <w:szCs w:val="18"/>
+        </w:rPr>
+        <w:t xml:space="preserve">ortaya koymaktadır: gerekli kalınlık malzemeden bağımsız bir çarpanla</w:t>
+      </w:r>
+    </w:p>
+    <w:p>
+      <w:pPr>
+        <w:spacing w:after="0" w:before="0" w:line="360" w:lineRule="auto"/>
+      </w:pPr>
+      <w:r>
+        <w:rPr>
+          <w:rFonts w:ascii="Times New Roman" w:cs="Times New Roman" w:eastAsia="Times New Roman" w:hAnsi="Times New Roman"/>
+          <w:b w:val="false"/>
+          <w:bCs w:val="false"/>
+          <w:i w:val="false"/>
+          <w:iCs w:val="false"/>
+          <w:sz w:val="18"/>
+          <w:szCs w:val="18"/>
+        </w:rPr>
+        <w:t xml:space="preserve"/>
+      </w:r>
+    </w:p>
+    <w:p>
+      <w:pPr>
+        <w:spacing w:after="0" w:before="0" w:line="360" w:lineRule="auto"/>
+        <w:jc w:val="both"/>
+      </w:pPr>
+      <w:r>
+        <w:rPr>
+          <w:rFonts w:ascii="Times New Roman" w:cs="Times New Roman" w:eastAsia="Times New Roman" w:hAnsi="Times New Roman"/>
+          <w:b w:val="false"/>
+          <w:bCs w:val="false"/>
+          <w:i w:val="false"/>
+          <w:iCs w:val="false"/>
+          <w:sz w:val="18"/>
+          <w:szCs w:val="18"/>
+        </w:rPr>
+        <w:t xml:space="preserve">ölçeklendiğinden, sütun bazlı ölçek değişimine duyarsız her normalizasyonda bu</w:t>
+      </w:r>
+    </w:p>
+    <w:p>
+      <w:pPr>
+        <w:spacing w:after="0" w:before="0" w:line="360" w:lineRule="auto"/>
+      </w:pPr>
+      <w:r>
+        <w:rPr>
+          <w:rFonts w:ascii="Times New Roman" w:cs="Times New Roman" w:eastAsia="Times New Roman" w:hAnsi="Times New Roman"/>
+          <w:b w:val="false"/>
+          <w:bCs w:val="false"/>
+          <w:i w:val="false"/>
+          <w:iCs w:val="false"/>
+          <w:sz w:val="18"/>
+          <w:szCs w:val="18"/>
+        </w:rPr>
+        <w:t xml:space="preserve"/>
+      </w:r>
+    </w:p>
+    <w:p>
+      <w:pPr>
+        <w:spacing w:after="0" w:before="0" w:line="360" w:lineRule="auto"/>
+        <w:jc w:val="both"/>
+      </w:pPr>
+      <w:r>
+        <w:rPr>
+          <w:rFonts w:ascii="Times New Roman" w:cs="Times New Roman" w:eastAsia="Times New Roman" w:hAnsi="Times New Roman"/>
+          <w:b w:val="false"/>
+          <w:bCs w:val="false"/>
+          <w:i w:val="false"/>
+          <w:iCs w:val="false"/>
+          <w:sz w:val="18"/>
+          <w:szCs w:val="18"/>
+        </w:rPr>
+        <w:t xml:space="preserve">çarpan sadeleşmektedir. Sonuç sayısal olarak da doğrulanmıştır; yuvarlama devre</w:t>
+      </w:r>
+    </w:p>
+    <w:p>
+      <w:pPr>
+        <w:spacing w:after="0" w:before="0" w:line="360" w:lineRule="auto"/>
+      </w:pPr>
+      <w:r>
+        <w:rPr>
+          <w:rFonts w:ascii="Times New Roman" w:cs="Times New Roman" w:eastAsia="Times New Roman" w:hAnsi="Times New Roman"/>
+          <w:b w:val="false"/>
+          <w:bCs w:val="false"/>
+          <w:i w:val="false"/>
+          <w:iCs w:val="false"/>
+          <w:sz w:val="18"/>
+          <w:szCs w:val="18"/>
+        </w:rPr>
+        <w:t xml:space="preserve"/>
+      </w:r>
+    </w:p>
+    <w:p>
+      <w:pPr>
+        <w:spacing w:after="0" w:before="0" w:line="360" w:lineRule="auto"/>
+        <w:jc w:val="both"/>
+      </w:pPr>
+      <w:r>
+        <w:rPr>
+          <w:rFonts w:ascii="Times New Roman" w:cs="Times New Roman" w:eastAsia="Times New Roman" w:hAnsi="Times New Roman"/>
+          <w:b w:val="false"/>
+          <w:bCs w:val="false"/>
+          <w:i w:val="false"/>
+          <w:iCs w:val="false"/>
+          <w:sz w:val="18"/>
+          <w:szCs w:val="18"/>
+        </w:rPr>
+        <w:t xml:space="preserve">dışı bırakıldığında üç ağırlıklandırma ve iki sıralama yöntemi için bölgeler</w:t>
+      </w:r>
+    </w:p>
+    <w:p>
+      <w:pPr>
+        <w:spacing w:after="0" w:before="0" w:line="360" w:lineRule="auto"/>
+      </w:pPr>
+      <w:r>
+        <w:rPr>
+          <w:rFonts w:ascii="Times New Roman" w:cs="Times New Roman" w:eastAsia="Times New Roman" w:hAnsi="Times New Roman"/>
+          <w:b w:val="false"/>
+          <w:bCs w:val="false"/>
+          <w:i w:val="false"/>
+          <w:iCs w:val="false"/>
+          <w:sz w:val="18"/>
+          <w:szCs w:val="18"/>
+        </w:rPr>
+        <w:t xml:space="preserve"/>
+      </w:r>
+    </w:p>
+    <w:p>
+      <w:pPr>
+        <w:spacing w:after="0" w:before="0" w:line="360" w:lineRule="auto"/>
+        <w:jc w:val="both"/>
+      </w:pPr>
+      <w:r>
+        <w:rPr>
+          <w:rFonts w:ascii="Times New Roman" w:cs="Times New Roman" w:eastAsia="Times New Roman" w:hAnsi="Times New Roman"/>
+          <w:b w:val="false"/>
+          <w:bCs w:val="false"/>
+          <w:i w:val="false"/>
+          <w:iCs w:val="false"/>
+          <w:sz w:val="18"/>
+          <w:szCs w:val="18"/>
+        </w:rPr>
+        <w:t xml:space="preserve">arası sıra korelasyonu tam olarak birdir. Önermenin kapsamı, dayandığı</w:t>
+      </w:r>
+    </w:p>
+    <w:p>
+      <w:pPr>
+        <w:spacing w:after="0" w:before="0" w:line="360" w:lineRule="auto"/>
+      </w:pPr>
+      <w:r>
+        <w:rPr>
+          <w:rFonts w:ascii="Times New Roman" w:cs="Times New Roman" w:eastAsia="Times New Roman" w:hAnsi="Times New Roman"/>
+          <w:b w:val="false"/>
+          <w:bCs w:val="false"/>
+          <w:i w:val="false"/>
+          <w:iCs w:val="false"/>
+          <w:sz w:val="18"/>
+          <w:szCs w:val="18"/>
+        </w:rPr>
+        <w:t xml:space="preserve"/>
+      </w:r>
+    </w:p>
+    <w:p>
+      <w:pPr>
+        <w:spacing w:after="0" w:before="0" w:line="360" w:lineRule="auto"/>
+        <w:jc w:val="both"/>
+      </w:pPr>
+      <w:r>
+        <w:rPr>
+          <w:rFonts w:ascii="Times New Roman" w:cs="Times New Roman" w:eastAsia="Times New Roman" w:hAnsi="Times New Roman"/>
+          <w:b w:val="false"/>
+          <w:bCs w:val="false"/>
+          <w:i w:val="false"/>
+          <w:iCs w:val="false"/>
+          <w:sz w:val="18"/>
+          <w:szCs w:val="18"/>
+        </w:rPr>
+        <w:t xml:space="preserve">varsayımla birlikte açıkça sınırlandırılmıştır.</w:t>
       </w:r>
     </w:p>
     <w:p>
@@ -836,89 +906,217 @@
           <w:sz w:val="18"/>
           <w:szCs w:val="18"/>
         </w:rPr>
-        <w:t xml:space="preserve">Ağırlıklandırma yönteminin yönlü etkisinin gösterilmesi.</w:t>
-      </w:r>
-      <w:r>
-        <w:rPr>
-          <w:rFonts w:ascii="Times New Roman" w:cs="Times New Roman" w:eastAsia="Times New Roman" w:hAnsi="Times New Roman"/>
-          <w:b w:val="false"/>
-          <w:bCs w:val="false"/>
-          <w:i w:val="false"/>
-          <w:iCs w:val="false"/>
-          <w:sz w:val="18"/>
-          <w:szCs w:val="18"/>
-        </w:rPr>
-        <w:t xml:space="preserve"> Ağırlıklandırma</w:t>
-      </w:r>
-    </w:p>
-    <w:p>
-      <w:pPr>
-        <w:spacing w:after="0" w:before="0" w:line="360" w:lineRule="auto"/>
-      </w:pPr>
-      <w:r>
-        <w:rPr>
-          <w:rFonts w:ascii="Times New Roman" w:cs="Times New Roman" w:eastAsia="Times New Roman" w:hAnsi="Times New Roman"/>
-          <w:b w:val="false"/>
-          <w:bCs w:val="false"/>
-          <w:i w:val="false"/>
-          <w:iCs w:val="false"/>
-          <w:sz w:val="18"/>
-          <w:szCs w:val="18"/>
-        </w:rPr>
-        <w:t xml:space="preserve"/>
-      </w:r>
-    </w:p>
-    <w:p>
-      <w:pPr>
-        <w:spacing w:after="0" w:before="0" w:line="360" w:lineRule="auto"/>
-        <w:jc w:val="both"/>
-      </w:pPr>
-      <w:r>
-        <w:rPr>
-          <w:rFonts w:ascii="Times New Roman" w:cs="Times New Roman" w:eastAsia="Times New Roman" w:hAnsi="Times New Roman"/>
-          <w:b w:val="false"/>
-          <w:bCs w:val="false"/>
-          <w:i w:val="false"/>
-          <w:iCs w:val="false"/>
-          <w:sz w:val="18"/>
-          <w:szCs w:val="18"/>
-        </w:rPr>
-        <w:t xml:space="preserve">   yönteminin sıralamayı etkilediği bilinmektedir; bu çalışma, biyo-bazlı</w:t>
-      </w:r>
-    </w:p>
-    <w:p>
-      <w:pPr>
-        <w:spacing w:after="0" w:before="0" w:line="360" w:lineRule="auto"/>
-      </w:pPr>
-      <w:r>
-        <w:rPr>
-          <w:rFonts w:ascii="Times New Roman" w:cs="Times New Roman" w:eastAsia="Times New Roman" w:hAnsi="Times New Roman"/>
-          <w:b w:val="false"/>
-          <w:bCs w:val="false"/>
-          <w:i w:val="false"/>
-          <w:iCs w:val="false"/>
-          <w:sz w:val="18"/>
-          <w:szCs w:val="18"/>
-        </w:rPr>
-        <w:t xml:space="preserve"/>
-      </w:r>
-    </w:p>
-    <w:p>
-      <w:pPr>
-        <w:spacing w:after="0" w:before="0" w:line="360" w:lineRule="auto"/>
-        <w:jc w:val="both"/>
-      </w:pPr>
-      <w:r>
-        <w:rPr>
-          <w:rFonts w:ascii="Times New Roman" w:cs="Times New Roman" w:eastAsia="Times New Roman" w:hAnsi="Times New Roman"/>
-          <w:b w:val="false"/>
-          <w:bCs w:val="false"/>
-          <w:i w:val="false"/>
-          <w:iCs w:val="false"/>
-          <w:sz w:val="18"/>
-          <w:szCs w:val="18"/>
-        </w:rPr>
-        <w:t xml:space="preserve">   malzemeler bağlamında etkinin </w:t>
+        <w:t xml:space="preserve">Ağırlıklandırma yönteminin ve ölçüt gösteriminin etkisinin ölçülmesi.</w:t>
+      </w:r>
+    </w:p>
+    <w:p>
+      <w:pPr>
+        <w:spacing w:after="0" w:before="0" w:line="360" w:lineRule="auto"/>
+      </w:pPr>
+      <w:r>
+        <w:rPr>
+          <w:rFonts w:ascii="Times New Roman" w:cs="Times New Roman" w:eastAsia="Times New Roman" w:hAnsi="Times New Roman"/>
+          <w:b w:val="false"/>
+          <w:bCs w:val="false"/>
+          <w:i w:val="false"/>
+          <w:iCs w:val="false"/>
+          <w:sz w:val="18"/>
+          <w:szCs w:val="18"/>
+        </w:rPr>
+        <w:t xml:space="preserve"/>
+      </w:r>
+    </w:p>
+    <w:p>
+      <w:pPr>
+        <w:spacing w:after="0" w:before="0" w:line="360" w:lineRule="auto"/>
+        <w:jc w:val="both"/>
+      </w:pPr>
+      <w:r>
+        <w:rPr>
+          <w:rFonts w:ascii="Times New Roman" w:cs="Times New Roman" w:eastAsia="Times New Roman" w:hAnsi="Times New Roman"/>
+          <w:b w:val="false"/>
+          <w:bCs w:val="false"/>
+          <w:i w:val="false"/>
+          <w:iCs w:val="false"/>
+          <w:sz w:val="18"/>
+          <w:szCs w:val="18"/>
+        </w:rPr>
+        <w:t xml:space="preserve">   Ağırlıklandırma yönteminin sıralamayı etkilediği bilinmektedir; bu çalışma</w:t>
+      </w:r>
+    </w:p>
+    <w:p>
+      <w:pPr>
+        <w:spacing w:after="0" w:before="0" w:line="360" w:lineRule="auto"/>
+      </w:pPr>
+      <w:r>
+        <w:rPr>
+          <w:rFonts w:ascii="Times New Roman" w:cs="Times New Roman" w:eastAsia="Times New Roman" w:hAnsi="Times New Roman"/>
+          <w:b w:val="false"/>
+          <w:bCs w:val="false"/>
+          <w:i w:val="false"/>
+          <w:iCs w:val="false"/>
+          <w:sz w:val="18"/>
+          <w:szCs w:val="18"/>
+        </w:rPr>
+        <w:t xml:space="preserve"/>
+      </w:r>
+    </w:p>
+    <w:p>
+      <w:pPr>
+        <w:spacing w:after="0" w:before="0" w:line="360" w:lineRule="auto"/>
+        <w:jc w:val="both"/>
+      </w:pPr>
+      <w:r>
+        <w:rPr>
+          <w:rFonts w:ascii="Times New Roman" w:cs="Times New Roman" w:eastAsia="Times New Roman" w:hAnsi="Times New Roman"/>
+          <w:b w:val="false"/>
+          <w:bCs w:val="false"/>
+          <w:i w:val="false"/>
+          <w:iCs w:val="false"/>
+          <w:sz w:val="18"/>
+          <w:szCs w:val="18"/>
+        </w:rPr>
+        <w:t xml:space="preserve">   etkinin kaynağını yayılımı yüksek tek bir sıralı ölçütte (yangına tepki</w:t>
+      </w:r>
+    </w:p>
+    <w:p>
+      <w:pPr>
+        <w:spacing w:after="0" w:before="0" w:line="360" w:lineRule="auto"/>
+      </w:pPr>
+      <w:r>
+        <w:rPr>
+          <w:rFonts w:ascii="Times New Roman" w:cs="Times New Roman" w:eastAsia="Times New Roman" w:hAnsi="Times New Roman"/>
+          <w:b w:val="false"/>
+          <w:bCs w:val="false"/>
+          <w:i w:val="false"/>
+          <w:iCs w:val="false"/>
+          <w:sz w:val="18"/>
+          <w:szCs w:val="18"/>
+        </w:rPr>
+        <w:t xml:space="preserve"/>
+      </w:r>
+    </w:p>
+    <w:p>
+      <w:pPr>
+        <w:spacing w:after="0" w:before="0" w:line="360" w:lineRule="auto"/>
+        <w:jc w:val="both"/>
+      </w:pPr>
+      <w:r>
+        <w:rPr>
+          <w:rFonts w:ascii="Times New Roman" w:cs="Times New Roman" w:eastAsia="Times New Roman" w:hAnsi="Times New Roman"/>
+          <w:b w:val="false"/>
+          <w:bCs w:val="false"/>
+          <w:i w:val="false"/>
+          <w:iCs w:val="false"/>
+          <w:sz w:val="18"/>
+          <w:szCs w:val="18"/>
+        </w:rPr>
+        <w:t xml:space="preserve">   sınıfı) somutlaştırmakta ve bu ölçütün sayısallaştırılma biçimine duyarlılığı</w:t>
+      </w:r>
+    </w:p>
+    <w:p>
+      <w:pPr>
+        <w:spacing w:after="0" w:before="0" w:line="360" w:lineRule="auto"/>
+      </w:pPr>
+      <w:r>
+        <w:rPr>
+          <w:rFonts w:ascii="Times New Roman" w:cs="Times New Roman" w:eastAsia="Times New Roman" w:hAnsi="Times New Roman"/>
+          <w:b w:val="false"/>
+          <w:bCs w:val="false"/>
+          <w:i w:val="false"/>
+          <w:iCs w:val="false"/>
+          <w:sz w:val="18"/>
+          <w:szCs w:val="18"/>
+        </w:rPr>
+        <w:t xml:space="preserve"/>
+      </w:r>
+    </w:p>
+    <w:p>
+      <w:pPr>
+        <w:spacing w:after="0" w:before="0" w:line="360" w:lineRule="auto"/>
+        <w:jc w:val="both"/>
+      </w:pPr>
+      <w:r>
+        <w:rPr>
+          <w:rFonts w:ascii="Times New Roman" w:cs="Times New Roman" w:eastAsia="Times New Roman" w:hAnsi="Times New Roman"/>
+          <w:b w:val="false"/>
+          <w:bCs w:val="false"/>
+          <w:i w:val="false"/>
+          <w:iCs w:val="false"/>
+          <w:sz w:val="18"/>
+          <w:szCs w:val="18"/>
+        </w:rPr>
+        <w:t xml:space="preserve">   üç farklı kodlamayla ölçmektedir. Entropi ağırlıklandırması kodlamaya duyarlı,</w:t>
+      </w:r>
+    </w:p>
+    <w:p>
+      <w:pPr>
+        <w:spacing w:after="0" w:before="0" w:line="360" w:lineRule="auto"/>
+      </w:pPr>
+      <w:r>
+        <w:rPr>
+          <w:rFonts w:ascii="Times New Roman" w:cs="Times New Roman" w:eastAsia="Times New Roman" w:hAnsi="Times New Roman"/>
+          <w:b w:val="false"/>
+          <w:bCs w:val="false"/>
+          <w:i w:val="false"/>
+          <w:iCs w:val="false"/>
+          <w:sz w:val="18"/>
+          <w:szCs w:val="18"/>
+        </w:rPr>
+        <w:t xml:space="preserve"/>
+      </w:r>
+    </w:p>
+    <w:p>
+      <w:pPr>
+        <w:spacing w:after="0" w:before="0" w:line="360" w:lineRule="auto"/>
+        <w:jc w:val="both"/>
+      </w:pPr>
+      <w:r>
+        <w:rPr>
+          <w:rFonts w:ascii="Times New Roman" w:cs="Times New Roman" w:eastAsia="Times New Roman" w:hAnsi="Times New Roman"/>
+          <w:b w:val="false"/>
+          <w:bCs w:val="false"/>
+          <w:i w:val="false"/>
+          <w:iCs w:val="false"/>
+          <w:sz w:val="18"/>
+          <w:szCs w:val="18"/>
+        </w:rPr>
+        <w:t xml:space="preserve">   CRITIC ve eşit ağırlık ise belirgin biçimde daha dayanıklıdır.</w:t>
+      </w:r>
+    </w:p>
+    <w:p>
+      <w:pPr>
+        <w:spacing w:after="0" w:before="0" w:line="360" w:lineRule="auto"/>
+      </w:pPr>
+      <w:r>
+        <w:rPr>
+          <w:rFonts w:ascii="Times New Roman" w:cs="Times New Roman" w:eastAsia="Times New Roman" w:hAnsi="Times New Roman"/>
+          <w:b w:val="false"/>
+          <w:bCs w:val="false"/>
+          <w:i w:val="false"/>
+          <w:iCs w:val="false"/>
+          <w:sz w:val="18"/>
+          <w:szCs w:val="18"/>
+        </w:rPr>
+        <w:t xml:space="preserve"/>
+      </w:r>
+    </w:p>
+    <w:p>
+      <w:pPr>
+        <w:spacing w:after="0" w:before="0" w:line="360" w:lineRule="auto"/>
+        <w:jc w:val="both"/>
+      </w:pPr>
+      <w:r>
+        <w:rPr>
+          <w:rFonts w:ascii="Times New Roman" w:cs="Times New Roman" w:eastAsia="Times New Roman" w:hAnsi="Times New Roman"/>
+          <w:b w:val="false"/>
+          <w:bCs w:val="false"/>
+          <w:i w:val="false"/>
+          <w:iCs w:val="false"/>
+          <w:sz w:val="18"/>
+          <w:szCs w:val="18"/>
+        </w:rPr>
+        <w:t xml:space="preserve">3. </w:t>
       </w:r>
       <w:r>
         <w:rPr>
@@ -930,89 +1128,229 @@
           <w:sz w:val="18"/>
           <w:szCs w:val="18"/>
         </w:rPr>
-        <w:t xml:space="preserve">sistematik ve tek yönlü</w:t>
-      </w:r>
-      <w:r>
-        <w:rPr>
-          <w:rFonts w:ascii="Times New Roman" w:cs="Times New Roman" w:eastAsia="Times New Roman" w:hAnsi="Times New Roman"/>
-          <w:b w:val="false"/>
-          <w:bCs w:val="false"/>
-          <w:i w:val="false"/>
-          <w:iCs w:val="false"/>
-          <w:sz w:val="18"/>
-          <w:szCs w:val="18"/>
-        </w:rPr>
-        <w:t xml:space="preserve"> olduğunu ve</w:t>
-      </w:r>
-    </w:p>
-    <w:p>
-      <w:pPr>
-        <w:spacing w:after="0" w:before="0" w:line="360" w:lineRule="auto"/>
-      </w:pPr>
-      <w:r>
-        <w:rPr>
-          <w:rFonts w:ascii="Times New Roman" w:cs="Times New Roman" w:eastAsia="Times New Roman" w:hAnsi="Times New Roman"/>
-          <w:b w:val="false"/>
-          <w:bCs w:val="false"/>
-          <w:i w:val="false"/>
-          <w:iCs w:val="false"/>
-          <w:sz w:val="18"/>
-          <w:szCs w:val="18"/>
-        </w:rPr>
-        <w:t xml:space="preserve"/>
-      </w:r>
-    </w:p>
-    <w:p>
-      <w:pPr>
-        <w:spacing w:after="0" w:before="0" w:line="360" w:lineRule="auto"/>
-        <w:jc w:val="both"/>
-      </w:pPr>
-      <w:r>
-        <w:rPr>
-          <w:rFonts w:ascii="Times New Roman" w:cs="Times New Roman" w:eastAsia="Times New Roman" w:hAnsi="Times New Roman"/>
-          <w:b w:val="false"/>
-          <w:bCs w:val="false"/>
-          <w:i w:val="false"/>
-          <w:iCs w:val="false"/>
-          <w:sz w:val="18"/>
-          <w:szCs w:val="18"/>
-        </w:rPr>
-        <w:t xml:space="preserve">   nedeninin yayılımı yüksek tek bir sıralı ölçüt olduğunu göstermektedir.</w:t>
-      </w:r>
-    </w:p>
-    <w:p>
-      <w:pPr>
-        <w:spacing w:after="0" w:before="0" w:line="360" w:lineRule="auto"/>
-      </w:pPr>
-      <w:r>
-        <w:rPr>
-          <w:rFonts w:ascii="Times New Roman" w:cs="Times New Roman" w:eastAsia="Times New Roman" w:hAnsi="Times New Roman"/>
-          <w:b w:val="false"/>
-          <w:bCs w:val="false"/>
-          <w:i w:val="false"/>
-          <w:iCs w:val="false"/>
-          <w:sz w:val="18"/>
-          <w:szCs w:val="18"/>
-        </w:rPr>
-        <w:t xml:space="preserve"/>
-      </w:r>
-    </w:p>
-    <w:p>
-      <w:pPr>
-        <w:spacing w:after="0" w:before="0" w:line="360" w:lineRule="auto"/>
-        <w:jc w:val="both"/>
-      </w:pPr>
-      <w:r>
-        <w:rPr>
-          <w:rFonts w:ascii="Times New Roman" w:cs="Times New Roman" w:eastAsia="Times New Roman" w:hAnsi="Times New Roman"/>
-          <w:b w:val="false"/>
-          <w:bCs w:val="false"/>
-          <w:i w:val="false"/>
-          <w:iCs w:val="false"/>
-          <w:sz w:val="18"/>
-          <w:szCs w:val="18"/>
-        </w:rPr>
-        <w:t xml:space="preserve">3. </w:t>
+        <w:t xml:space="preserve">Sistem sınırının belirleyiciliğinin ölçülmesi.</w:t>
+      </w:r>
+      <w:r>
+        <w:rPr>
+          <w:rFonts w:ascii="Times New Roman" w:cs="Times New Roman" w:eastAsia="Times New Roman" w:hAnsi="Times New Roman"/>
+          <w:b w:val="false"/>
+          <w:bCs w:val="false"/>
+          <w:i w:val="false"/>
+          <w:iCs w:val="false"/>
+          <w:sz w:val="18"/>
+          <w:szCs w:val="18"/>
+        </w:rPr>
+        <w:t xml:space="preserve"> Ürün beyanı modülleri</w:t>
+      </w:r>
+    </w:p>
+    <w:p>
+      <w:pPr>
+        <w:spacing w:after="0" w:before="0" w:line="360" w:lineRule="auto"/>
+      </w:pPr>
+      <w:r>
+        <w:rPr>
+          <w:rFonts w:ascii="Times New Roman" w:cs="Times New Roman" w:eastAsia="Times New Roman" w:hAnsi="Times New Roman"/>
+          <w:b w:val="false"/>
+          <w:bCs w:val="false"/>
+          <w:i w:val="false"/>
+          <w:iCs w:val="false"/>
+          <w:sz w:val="18"/>
+          <w:szCs w:val="18"/>
+        </w:rPr>
+        <w:t xml:space="preserve"/>
+      </w:r>
+    </w:p>
+    <w:p>
+      <w:pPr>
+        <w:spacing w:after="0" w:before="0" w:line="360" w:lineRule="auto"/>
+        <w:jc w:val="both"/>
+      </w:pPr>
+      <w:r>
+        <w:rPr>
+          <w:rFonts w:ascii="Times New Roman" w:cs="Times New Roman" w:eastAsia="Times New Roman" w:hAnsi="Times New Roman"/>
+          <w:b w:val="false"/>
+          <w:bCs w:val="false"/>
+          <w:i w:val="false"/>
+          <w:iCs w:val="false"/>
+          <w:sz w:val="18"/>
+          <w:szCs w:val="18"/>
+        </w:rPr>
+        <w:t xml:space="preserve">   kullanılarak, biyo-bazlı malzemelerin depoladığı biyojenik karbonun yaşam</w:t>
+      </w:r>
+    </w:p>
+    <w:p>
+      <w:pPr>
+        <w:spacing w:after="0" w:before="0" w:line="360" w:lineRule="auto"/>
+      </w:pPr>
+      <w:r>
+        <w:rPr>
+          <w:rFonts w:ascii="Times New Roman" w:cs="Times New Roman" w:eastAsia="Times New Roman" w:hAnsi="Times New Roman"/>
+          <w:b w:val="false"/>
+          <w:bCs w:val="false"/>
+          <w:i w:val="false"/>
+          <w:iCs w:val="false"/>
+          <w:sz w:val="18"/>
+          <w:szCs w:val="18"/>
+        </w:rPr>
+        <w:t xml:space="preserve"/>
+      </w:r>
+    </w:p>
+    <w:p>
+      <w:pPr>
+        <w:spacing w:after="0" w:before="0" w:line="360" w:lineRule="auto"/>
+        <w:jc w:val="both"/>
+      </w:pPr>
+      <w:r>
+        <w:rPr>
+          <w:rFonts w:ascii="Times New Roman" w:cs="Times New Roman" w:eastAsia="Times New Roman" w:hAnsi="Times New Roman"/>
+          <w:b w:val="false"/>
+          <w:bCs w:val="false"/>
+          <w:i w:val="false"/>
+          <w:iCs w:val="false"/>
+          <w:sz w:val="18"/>
+          <w:szCs w:val="18"/>
+        </w:rPr>
+        <w:t xml:space="preserve">   sonunda yeniden salındığı ve sistem sınırı seçiminin birinci sıradaki</w:t>
+      </w:r>
+    </w:p>
+    <w:p>
+      <w:pPr>
+        <w:spacing w:after="0" w:before="0" w:line="360" w:lineRule="auto"/>
+      </w:pPr>
+      <w:r>
+        <w:rPr>
+          <w:rFonts w:ascii="Times New Roman" w:cs="Times New Roman" w:eastAsia="Times New Roman" w:hAnsi="Times New Roman"/>
+          <w:b w:val="false"/>
+          <w:bCs w:val="false"/>
+          <w:i w:val="false"/>
+          <w:iCs w:val="false"/>
+          <w:sz w:val="18"/>
+          <w:szCs w:val="18"/>
+        </w:rPr>
+        <w:t xml:space="preserve"/>
+      </w:r>
+    </w:p>
+    <w:p>
+      <w:pPr>
+        <w:spacing w:after="0" w:before="0" w:line="360" w:lineRule="auto"/>
+        <w:jc w:val="both"/>
+      </w:pPr>
+      <w:r>
+        <w:rPr>
+          <w:rFonts w:ascii="Times New Roman" w:cs="Times New Roman" w:eastAsia="Times New Roman" w:hAnsi="Times New Roman"/>
+          <w:b w:val="false"/>
+          <w:bCs w:val="false"/>
+          <w:i w:val="false"/>
+          <w:iCs w:val="false"/>
+          <w:sz w:val="18"/>
+          <w:szCs w:val="18"/>
+        </w:rPr>
+        <w:t xml:space="preserve">   malzemeyi tüm bölgelerde değiştirdiği gösterilmektedir. Yaşam sonu salım</w:t>
+      </w:r>
+    </w:p>
+    <w:p>
+      <w:pPr>
+        <w:spacing w:after="0" w:before="0" w:line="360" w:lineRule="auto"/>
+      </w:pPr>
+      <w:r>
+        <w:rPr>
+          <w:rFonts w:ascii="Times New Roman" w:cs="Times New Roman" w:eastAsia="Times New Roman" w:hAnsi="Times New Roman"/>
+          <w:b w:val="false"/>
+          <w:bCs w:val="false"/>
+          <w:i w:val="false"/>
+          <w:iCs w:val="false"/>
+          <w:sz w:val="18"/>
+          <w:szCs w:val="18"/>
+        </w:rPr>
+        <w:t xml:space="preserve"/>
+      </w:r>
+    </w:p>
+    <w:p>
+      <w:pPr>
+        <w:spacing w:after="0" w:before="0" w:line="360" w:lineRule="auto"/>
+        <w:jc w:val="both"/>
+      </w:pPr>
+      <w:r>
+        <w:rPr>
+          <w:rFonts w:ascii="Times New Roman" w:cs="Times New Roman" w:eastAsia="Times New Roman" w:hAnsi="Times New Roman"/>
+          <w:b w:val="false"/>
+          <w:bCs w:val="false"/>
+          <w:i w:val="false"/>
+          <w:iCs w:val="false"/>
+          <w:sz w:val="18"/>
+          <w:szCs w:val="18"/>
+        </w:rPr>
+        <w:t xml:space="preserve">   oranı bir duyarlılık parametresi olarak tanımlanarak, biyo-bazlı üstünlüğün</w:t>
+      </w:r>
+    </w:p>
+    <w:p>
+      <w:pPr>
+        <w:spacing w:after="0" w:before="0" w:line="360" w:lineRule="auto"/>
+      </w:pPr>
+      <w:r>
+        <w:rPr>
+          <w:rFonts w:ascii="Times New Roman" w:cs="Times New Roman" w:eastAsia="Times New Roman" w:hAnsi="Times New Roman"/>
+          <w:b w:val="false"/>
+          <w:bCs w:val="false"/>
+          <w:i w:val="false"/>
+          <w:iCs w:val="false"/>
+          <w:sz w:val="18"/>
+          <w:szCs w:val="18"/>
+        </w:rPr>
+        <w:t xml:space="preserve"/>
+      </w:r>
+    </w:p>
+    <w:p>
+      <w:pPr>
+        <w:spacing w:after="0" w:before="0" w:line="360" w:lineRule="auto"/>
+        <w:jc w:val="both"/>
+      </w:pPr>
+      <w:r>
+        <w:rPr>
+          <w:rFonts w:ascii="Times New Roman" w:cs="Times New Roman" w:eastAsia="Times New Roman" w:hAnsi="Times New Roman"/>
+          <w:b w:val="false"/>
+          <w:bCs w:val="false"/>
+          <w:i w:val="false"/>
+          <w:iCs w:val="false"/>
+          <w:sz w:val="18"/>
+          <w:szCs w:val="18"/>
+        </w:rPr>
+        <w:t xml:space="preserve">   hangi eşiğe kadar korunduğu sayısallaştırılmaktadır.</w:t>
+      </w:r>
+    </w:p>
+    <w:p>
+      <w:pPr>
+        <w:spacing w:after="0" w:before="0" w:line="360" w:lineRule="auto"/>
+      </w:pPr>
+      <w:r>
+        <w:rPr>
+          <w:rFonts w:ascii="Times New Roman" w:cs="Times New Roman" w:eastAsia="Times New Roman" w:hAnsi="Times New Roman"/>
+          <w:b w:val="false"/>
+          <w:bCs w:val="false"/>
+          <w:i w:val="false"/>
+          <w:iCs w:val="false"/>
+          <w:sz w:val="18"/>
+          <w:szCs w:val="18"/>
+        </w:rPr>
+        <w:t xml:space="preserve"/>
+      </w:r>
+    </w:p>
+    <w:p>
+      <w:pPr>
+        <w:spacing w:after="0" w:before="0" w:line="360" w:lineRule="auto"/>
+        <w:jc w:val="both"/>
+      </w:pPr>
+      <w:r>
+        <w:rPr>
+          <w:rFonts w:ascii="Times New Roman" w:cs="Times New Roman" w:eastAsia="Times New Roman" w:hAnsi="Times New Roman"/>
+          <w:b w:val="false"/>
+          <w:bCs w:val="false"/>
+          <w:i w:val="false"/>
+          <w:iCs w:val="false"/>
+          <w:sz w:val="18"/>
+          <w:szCs w:val="18"/>
+        </w:rPr>
+        <w:t xml:space="preserve">4. </w:t>
       </w:r>
       <w:r>
         <w:rPr>
@@ -1024,229 +1362,229 @@
           <w:sz w:val="18"/>
           <w:szCs w:val="18"/>
         </w:rPr>
-        <w:t xml:space="preserve">Sistem sınırının belirleyiciliğinin ölçülmesi.</w:t>
-      </w:r>
-      <w:r>
-        <w:rPr>
-          <w:rFonts w:ascii="Times New Roman" w:cs="Times New Roman" w:eastAsia="Times New Roman" w:hAnsi="Times New Roman"/>
-          <w:b w:val="false"/>
-          <w:bCs w:val="false"/>
-          <w:i w:val="false"/>
-          <w:iCs w:val="false"/>
-          <w:sz w:val="18"/>
-          <w:szCs w:val="18"/>
-        </w:rPr>
-        <w:t xml:space="preserve"> Ürün beyanı modülleri</w:t>
-      </w:r>
-    </w:p>
-    <w:p>
-      <w:pPr>
-        <w:spacing w:after="0" w:before="0" w:line="360" w:lineRule="auto"/>
-      </w:pPr>
-      <w:r>
-        <w:rPr>
-          <w:rFonts w:ascii="Times New Roman" w:cs="Times New Roman" w:eastAsia="Times New Roman" w:hAnsi="Times New Roman"/>
-          <w:b w:val="false"/>
-          <w:bCs w:val="false"/>
-          <w:i w:val="false"/>
-          <w:iCs w:val="false"/>
-          <w:sz w:val="18"/>
-          <w:szCs w:val="18"/>
-        </w:rPr>
-        <w:t xml:space="preserve"/>
-      </w:r>
-    </w:p>
-    <w:p>
-      <w:pPr>
-        <w:spacing w:after="0" w:before="0" w:line="360" w:lineRule="auto"/>
-        <w:jc w:val="both"/>
-      </w:pPr>
-      <w:r>
-        <w:rPr>
-          <w:rFonts w:ascii="Times New Roman" w:cs="Times New Roman" w:eastAsia="Times New Roman" w:hAnsi="Times New Roman"/>
-          <w:b w:val="false"/>
-          <w:bCs w:val="false"/>
-          <w:i w:val="false"/>
-          <w:iCs w:val="false"/>
-          <w:sz w:val="18"/>
-          <w:szCs w:val="18"/>
-        </w:rPr>
-        <w:t xml:space="preserve">   kullanılarak, biyo-bazlı malzemelerin depoladığı biyojenik karbonun yaşam</w:t>
-      </w:r>
-    </w:p>
-    <w:p>
-      <w:pPr>
-        <w:spacing w:after="0" w:before="0" w:line="360" w:lineRule="auto"/>
-      </w:pPr>
-      <w:r>
-        <w:rPr>
-          <w:rFonts w:ascii="Times New Roman" w:cs="Times New Roman" w:eastAsia="Times New Roman" w:hAnsi="Times New Roman"/>
-          <w:b w:val="false"/>
-          <w:bCs w:val="false"/>
-          <w:i w:val="false"/>
-          <w:iCs w:val="false"/>
-          <w:sz w:val="18"/>
-          <w:szCs w:val="18"/>
-        </w:rPr>
-        <w:t xml:space="preserve"/>
-      </w:r>
-    </w:p>
-    <w:p>
-      <w:pPr>
-        <w:spacing w:after="0" w:before="0" w:line="360" w:lineRule="auto"/>
-        <w:jc w:val="both"/>
-      </w:pPr>
-      <w:r>
-        <w:rPr>
-          <w:rFonts w:ascii="Times New Roman" w:cs="Times New Roman" w:eastAsia="Times New Roman" w:hAnsi="Times New Roman"/>
-          <w:b w:val="false"/>
-          <w:bCs w:val="false"/>
-          <w:i w:val="false"/>
-          <w:iCs w:val="false"/>
-          <w:sz w:val="18"/>
-          <w:szCs w:val="18"/>
-        </w:rPr>
-        <w:t xml:space="preserve">   sonunda yeniden salındığı ve sistem sınırı seçiminin birinci sıradaki</w:t>
-      </w:r>
-    </w:p>
-    <w:p>
-      <w:pPr>
-        <w:spacing w:after="0" w:before="0" w:line="360" w:lineRule="auto"/>
-      </w:pPr>
-      <w:r>
-        <w:rPr>
-          <w:rFonts w:ascii="Times New Roman" w:cs="Times New Roman" w:eastAsia="Times New Roman" w:hAnsi="Times New Roman"/>
-          <w:b w:val="false"/>
-          <w:bCs w:val="false"/>
-          <w:i w:val="false"/>
-          <w:iCs w:val="false"/>
-          <w:sz w:val="18"/>
-          <w:szCs w:val="18"/>
-        </w:rPr>
-        <w:t xml:space="preserve"/>
-      </w:r>
-    </w:p>
-    <w:p>
-      <w:pPr>
-        <w:spacing w:after="0" w:before="0" w:line="360" w:lineRule="auto"/>
-        <w:jc w:val="both"/>
-      </w:pPr>
-      <w:r>
-        <w:rPr>
-          <w:rFonts w:ascii="Times New Roman" w:cs="Times New Roman" w:eastAsia="Times New Roman" w:hAnsi="Times New Roman"/>
-          <w:b w:val="false"/>
-          <w:bCs w:val="false"/>
-          <w:i w:val="false"/>
-          <w:iCs w:val="false"/>
-          <w:sz w:val="18"/>
-          <w:szCs w:val="18"/>
-        </w:rPr>
-        <w:t xml:space="preserve">   malzemeyi tüm bölgelerde değiştirdiği gösterilmektedir. Yaşam sonu salım</w:t>
-      </w:r>
-    </w:p>
-    <w:p>
-      <w:pPr>
-        <w:spacing w:after="0" w:before="0" w:line="360" w:lineRule="auto"/>
-      </w:pPr>
-      <w:r>
-        <w:rPr>
-          <w:rFonts w:ascii="Times New Roman" w:cs="Times New Roman" w:eastAsia="Times New Roman" w:hAnsi="Times New Roman"/>
-          <w:b w:val="false"/>
-          <w:bCs w:val="false"/>
-          <w:i w:val="false"/>
-          <w:iCs w:val="false"/>
-          <w:sz w:val="18"/>
-          <w:szCs w:val="18"/>
-        </w:rPr>
-        <w:t xml:space="preserve"/>
-      </w:r>
-    </w:p>
-    <w:p>
-      <w:pPr>
-        <w:spacing w:after="0" w:before="0" w:line="360" w:lineRule="auto"/>
-        <w:jc w:val="both"/>
-      </w:pPr>
-      <w:r>
-        <w:rPr>
-          <w:rFonts w:ascii="Times New Roman" w:cs="Times New Roman" w:eastAsia="Times New Roman" w:hAnsi="Times New Roman"/>
-          <w:b w:val="false"/>
-          <w:bCs w:val="false"/>
-          <w:i w:val="false"/>
-          <w:iCs w:val="false"/>
-          <w:sz w:val="18"/>
-          <w:szCs w:val="18"/>
-        </w:rPr>
-        <w:t xml:space="preserve">   oranı bir duyarlılık parametresi olarak tanımlanarak, biyo-bazlı üstünlüğün</w:t>
-      </w:r>
-    </w:p>
-    <w:p>
-      <w:pPr>
-        <w:spacing w:after="0" w:before="0" w:line="360" w:lineRule="auto"/>
-      </w:pPr>
-      <w:r>
-        <w:rPr>
-          <w:rFonts w:ascii="Times New Roman" w:cs="Times New Roman" w:eastAsia="Times New Roman" w:hAnsi="Times New Roman"/>
-          <w:b w:val="false"/>
-          <w:bCs w:val="false"/>
-          <w:i w:val="false"/>
-          <w:iCs w:val="false"/>
-          <w:sz w:val="18"/>
-          <w:szCs w:val="18"/>
-        </w:rPr>
-        <w:t xml:space="preserve"/>
-      </w:r>
-    </w:p>
-    <w:p>
-      <w:pPr>
-        <w:spacing w:after="0" w:before="0" w:line="360" w:lineRule="auto"/>
-        <w:jc w:val="both"/>
-      </w:pPr>
-      <w:r>
-        <w:rPr>
-          <w:rFonts w:ascii="Times New Roman" w:cs="Times New Roman" w:eastAsia="Times New Roman" w:hAnsi="Times New Roman"/>
-          <w:b w:val="false"/>
-          <w:bCs w:val="false"/>
-          <w:i w:val="false"/>
-          <w:iCs w:val="false"/>
-          <w:sz w:val="18"/>
-          <w:szCs w:val="18"/>
-        </w:rPr>
-        <w:t xml:space="preserve">   hangi eşiğe kadar korunduğu sayısallaştırılmaktadır.</w:t>
-      </w:r>
-    </w:p>
-    <w:p>
-      <w:pPr>
-        <w:spacing w:after="0" w:before="0" w:line="360" w:lineRule="auto"/>
-      </w:pPr>
-      <w:r>
-        <w:rPr>
-          <w:rFonts w:ascii="Times New Roman" w:cs="Times New Roman" w:eastAsia="Times New Roman" w:hAnsi="Times New Roman"/>
-          <w:b w:val="false"/>
-          <w:bCs w:val="false"/>
-          <w:i w:val="false"/>
-          <w:iCs w:val="false"/>
-          <w:sz w:val="18"/>
-          <w:szCs w:val="18"/>
-        </w:rPr>
-        <w:t xml:space="preserve"/>
-      </w:r>
-    </w:p>
-    <w:p>
-      <w:pPr>
-        <w:spacing w:after="0" w:before="0" w:line="360" w:lineRule="auto"/>
-        <w:jc w:val="both"/>
-      </w:pPr>
-      <w:r>
-        <w:rPr>
-          <w:rFonts w:ascii="Times New Roman" w:cs="Times New Roman" w:eastAsia="Times New Roman" w:hAnsi="Times New Roman"/>
-          <w:b w:val="false"/>
-          <w:bCs w:val="false"/>
-          <w:i w:val="false"/>
-          <w:iCs w:val="false"/>
-          <w:sz w:val="18"/>
-          <w:szCs w:val="18"/>
-        </w:rPr>
-        <w:t xml:space="preserve">4. </w:t>
+        <w:t xml:space="preserve">Uygulamaya dönük kural.</w:t>
+      </w:r>
+      <w:r>
+        <w:rPr>
+          <w:rFonts w:ascii="Times New Roman" w:cs="Times New Roman" w:eastAsia="Times New Roman" w:hAnsi="Times New Roman"/>
+          <w:b w:val="false"/>
+          <w:bCs w:val="false"/>
+          <w:i w:val="false"/>
+          <w:iCs w:val="false"/>
+          <w:sz w:val="18"/>
+          <w:szCs w:val="18"/>
+        </w:rPr>
+        <w:t xml:space="preserve"> Çalışma, bir malzeme sıralamasının malzemelerin</w:t>
+      </w:r>
+    </w:p>
+    <w:p>
+      <w:pPr>
+        <w:spacing w:after="0" w:before="0" w:line="360" w:lineRule="auto"/>
+      </w:pPr>
+      <w:r>
+        <w:rPr>
+          <w:rFonts w:ascii="Times New Roman" w:cs="Times New Roman" w:eastAsia="Times New Roman" w:hAnsi="Times New Roman"/>
+          <w:b w:val="false"/>
+          <w:bCs w:val="false"/>
+          <w:i w:val="false"/>
+          <w:iCs w:val="false"/>
+          <w:sz w:val="18"/>
+          <w:szCs w:val="18"/>
+        </w:rPr>
+        <w:t xml:space="preserve"/>
+      </w:r>
+    </w:p>
+    <w:p>
+      <w:pPr>
+        <w:spacing w:after="0" w:before="0" w:line="360" w:lineRule="auto"/>
+        <w:jc w:val="both"/>
+      </w:pPr>
+      <w:r>
+        <w:rPr>
+          <w:rFonts w:ascii="Times New Roman" w:cs="Times New Roman" w:eastAsia="Times New Roman" w:hAnsi="Times New Roman"/>
+          <w:b w:val="false"/>
+          <w:bCs w:val="false"/>
+          <w:i w:val="false"/>
+          <w:iCs w:val="false"/>
+          <w:sz w:val="18"/>
+          <w:szCs w:val="18"/>
+        </w:rPr>
+        <w:t xml:space="preserve">   içkin bir özelliği olarak okunamayacağını; ancak fonksiyonel birim tanımı,</w:t>
+      </w:r>
+    </w:p>
+    <w:p>
+      <w:pPr>
+        <w:spacing w:after="0" w:before="0" w:line="360" w:lineRule="auto"/>
+      </w:pPr>
+      <w:r>
+        <w:rPr>
+          <w:rFonts w:ascii="Times New Roman" w:cs="Times New Roman" w:eastAsia="Times New Roman" w:hAnsi="Times New Roman"/>
+          <w:b w:val="false"/>
+          <w:bCs w:val="false"/>
+          <w:i w:val="false"/>
+          <w:iCs w:val="false"/>
+          <w:sz w:val="18"/>
+          <w:szCs w:val="18"/>
+        </w:rPr>
+        <w:t xml:space="preserve"/>
+      </w:r>
+    </w:p>
+    <w:p>
+      <w:pPr>
+        <w:spacing w:after="0" w:before="0" w:line="360" w:lineRule="auto"/>
+        <w:jc w:val="both"/>
+      </w:pPr>
+      <w:r>
+        <w:rPr>
+          <w:rFonts w:ascii="Times New Roman" w:cs="Times New Roman" w:eastAsia="Times New Roman" w:hAnsi="Times New Roman"/>
+          <w:b w:val="false"/>
+          <w:bCs w:val="false"/>
+          <w:i w:val="false"/>
+          <w:iCs w:val="false"/>
+          <w:sz w:val="18"/>
+          <w:szCs w:val="18"/>
+        </w:rPr>
+        <w:t xml:space="preserve">   ağırlıklandırma yöntemi, ölçüt gösterimi, sıralama yöntemi ve yaşam döngüsü</w:t>
+      </w:r>
+    </w:p>
+    <w:p>
+      <w:pPr>
+        <w:spacing w:after="0" w:before="0" w:line="360" w:lineRule="auto"/>
+      </w:pPr>
+      <w:r>
+        <w:rPr>
+          <w:rFonts w:ascii="Times New Roman" w:cs="Times New Roman" w:eastAsia="Times New Roman" w:hAnsi="Times New Roman"/>
+          <w:b w:val="false"/>
+          <w:bCs w:val="false"/>
+          <w:i w:val="false"/>
+          <w:iCs w:val="false"/>
+          <w:sz w:val="18"/>
+          <w:szCs w:val="18"/>
+        </w:rPr>
+        <w:t xml:space="preserve"/>
+      </w:r>
+    </w:p>
+    <w:p>
+      <w:pPr>
+        <w:spacing w:after="0" w:before="0" w:line="360" w:lineRule="auto"/>
+        <w:jc w:val="both"/>
+      </w:pPr>
+      <w:r>
+        <w:rPr>
+          <w:rFonts w:ascii="Times New Roman" w:cs="Times New Roman" w:eastAsia="Times New Roman" w:hAnsi="Times New Roman"/>
+          <w:b w:val="false"/>
+          <w:bCs w:val="false"/>
+          <w:i w:val="false"/>
+          <w:iCs w:val="false"/>
+          <w:sz w:val="18"/>
+          <w:szCs w:val="18"/>
+        </w:rPr>
+        <w:t xml:space="preserve">   sistem sınırı birlikte beyan edildiğinde yorumlanabileceğini ortaya</w:t>
+      </w:r>
+    </w:p>
+    <w:p>
+      <w:pPr>
+        <w:spacing w:after="0" w:before="0" w:line="360" w:lineRule="auto"/>
+      </w:pPr>
+      <w:r>
+        <w:rPr>
+          <w:rFonts w:ascii="Times New Roman" w:cs="Times New Roman" w:eastAsia="Times New Roman" w:hAnsi="Times New Roman"/>
+          <w:b w:val="false"/>
+          <w:bCs w:val="false"/>
+          <w:i w:val="false"/>
+          <w:iCs w:val="false"/>
+          <w:sz w:val="18"/>
+          <w:szCs w:val="18"/>
+        </w:rPr>
+        <w:t xml:space="preserve"/>
+      </w:r>
+    </w:p>
+    <w:p>
+      <w:pPr>
+        <w:spacing w:after="0" w:before="0" w:line="360" w:lineRule="auto"/>
+        <w:jc w:val="both"/>
+      </w:pPr>
+      <w:r>
+        <w:rPr>
+          <w:rFonts w:ascii="Times New Roman" w:cs="Times New Roman" w:eastAsia="Times New Roman" w:hAnsi="Times New Roman"/>
+          <w:b w:val="false"/>
+          <w:bCs w:val="false"/>
+          <w:i w:val="false"/>
+          <w:iCs w:val="false"/>
+          <w:sz w:val="18"/>
+          <w:szCs w:val="18"/>
+        </w:rPr>
+        <w:t xml:space="preserve">   koymaktadır. Bu, malzeme seçimi çalışmalarının raporlanmasına dönük somut</w:t>
+      </w:r>
+    </w:p>
+    <w:p>
+      <w:pPr>
+        <w:spacing w:after="0" w:before="0" w:line="360" w:lineRule="auto"/>
+      </w:pPr>
+      <w:r>
+        <w:rPr>
+          <w:rFonts w:ascii="Times New Roman" w:cs="Times New Roman" w:eastAsia="Times New Roman" w:hAnsi="Times New Roman"/>
+          <w:b w:val="false"/>
+          <w:bCs w:val="false"/>
+          <w:i w:val="false"/>
+          <w:iCs w:val="false"/>
+          <w:sz w:val="18"/>
+          <w:szCs w:val="18"/>
+        </w:rPr>
+        <w:t xml:space="preserve"/>
+      </w:r>
+    </w:p>
+    <w:p>
+      <w:pPr>
+        <w:spacing w:after="0" w:before="0" w:line="360" w:lineRule="auto"/>
+        <w:jc w:val="both"/>
+      </w:pPr>
+      <w:r>
+        <w:rPr>
+          <w:rFonts w:ascii="Times New Roman" w:cs="Times New Roman" w:eastAsia="Times New Roman" w:hAnsi="Times New Roman"/>
+          <w:b w:val="false"/>
+          <w:bCs w:val="false"/>
+          <w:i w:val="false"/>
+          <w:iCs w:val="false"/>
+          <w:sz w:val="18"/>
+          <w:szCs w:val="18"/>
+        </w:rPr>
+        <w:t xml:space="preserve">   bir gerekliliktir.</w:t>
+      </w:r>
+    </w:p>
+    <w:p>
+      <w:pPr>
+        <w:spacing w:after="0" w:before="0" w:line="360" w:lineRule="auto"/>
+      </w:pPr>
+      <w:r>
+        <w:rPr>
+          <w:rFonts w:ascii="Times New Roman" w:cs="Times New Roman" w:eastAsia="Times New Roman" w:hAnsi="Times New Roman"/>
+          <w:b w:val="false"/>
+          <w:bCs w:val="false"/>
+          <w:i w:val="false"/>
+          <w:iCs w:val="false"/>
+          <w:sz w:val="18"/>
+          <w:szCs w:val="18"/>
+        </w:rPr>
+        <w:t xml:space="preserve"/>
+      </w:r>
+    </w:p>
+    <w:p>
+      <w:pPr>
+        <w:spacing w:after="0" w:before="0" w:line="360" w:lineRule="auto"/>
+        <w:jc w:val="both"/>
+      </w:pPr>
+      <w:r>
+        <w:rPr>
+          <w:rFonts w:ascii="Times New Roman" w:cs="Times New Roman" w:eastAsia="Times New Roman" w:hAnsi="Times New Roman"/>
+          <w:b w:val="false"/>
+          <w:bCs w:val="false"/>
+          <w:i w:val="false"/>
+          <w:iCs w:val="false"/>
+          <w:sz w:val="18"/>
+          <w:szCs w:val="18"/>
+        </w:rPr>
+        <w:t xml:space="preserve">5. </w:t>
       </w:r>
       <w:r>
         <w:rPr>
@@ -1258,288 +1596,194 @@
           <w:sz w:val="18"/>
           <w:szCs w:val="18"/>
         </w:rPr>
-        <w:t xml:space="preserve">Uygulamaya dönük kural.</w:t>
-      </w:r>
-      <w:r>
-        <w:rPr>
-          <w:rFonts w:ascii="Times New Roman" w:cs="Times New Roman" w:eastAsia="Times New Roman" w:hAnsi="Times New Roman"/>
-          <w:b w:val="false"/>
-          <w:bCs w:val="false"/>
-          <w:i w:val="false"/>
-          <w:iCs w:val="false"/>
-          <w:sz w:val="18"/>
-          <w:szCs w:val="18"/>
-        </w:rPr>
-        <w:t xml:space="preserve"> Çalışma, bir malzeme sıralamasının ancak</w:t>
-      </w:r>
-    </w:p>
-    <w:p>
-      <w:pPr>
-        <w:spacing w:after="0" w:before="0" w:line="360" w:lineRule="auto"/>
-      </w:pPr>
-      <w:r>
-        <w:rPr>
-          <w:rFonts w:ascii="Times New Roman" w:cs="Times New Roman" w:eastAsia="Times New Roman" w:hAnsi="Times New Roman"/>
-          <w:b w:val="false"/>
-          <w:bCs w:val="false"/>
-          <w:i w:val="false"/>
-          <w:iCs w:val="false"/>
-          <w:sz w:val="18"/>
-          <w:szCs w:val="18"/>
-        </w:rPr>
-        <w:t xml:space="preserve"/>
-      </w:r>
-    </w:p>
-    <w:p>
-      <w:pPr>
-        <w:spacing w:after="0" w:before="0" w:line="360" w:lineRule="auto"/>
-        <w:jc w:val="both"/>
-      </w:pPr>
-      <w:r>
-        <w:rPr>
-          <w:rFonts w:ascii="Times New Roman" w:cs="Times New Roman" w:eastAsia="Times New Roman" w:hAnsi="Times New Roman"/>
-          <w:b w:val="false"/>
-          <w:bCs w:val="false"/>
-          <w:i w:val="false"/>
-          <w:iCs w:val="false"/>
-          <w:sz w:val="18"/>
-          <w:szCs w:val="18"/>
-        </w:rPr>
-        <w:t xml:space="preserve">   fonksiyonel birim tanımı, ağırlıklandırma yöntemi, sıralama yöntemi ve</w:t>
-      </w:r>
-    </w:p>
-    <w:p>
-      <w:pPr>
-        <w:spacing w:after="0" w:before="0" w:line="360" w:lineRule="auto"/>
-      </w:pPr>
-      <w:r>
-        <w:rPr>
-          <w:rFonts w:ascii="Times New Roman" w:cs="Times New Roman" w:eastAsia="Times New Roman" w:hAnsi="Times New Roman"/>
-          <w:b w:val="false"/>
-          <w:bCs w:val="false"/>
-          <w:i w:val="false"/>
-          <w:iCs w:val="false"/>
-          <w:sz w:val="18"/>
-          <w:szCs w:val="18"/>
-        </w:rPr>
-        <w:t xml:space="preserve"/>
-      </w:r>
-    </w:p>
-    <w:p>
-      <w:pPr>
-        <w:spacing w:after="0" w:before="0" w:line="360" w:lineRule="auto"/>
-        <w:jc w:val="both"/>
-      </w:pPr>
-      <w:r>
-        <w:rPr>
-          <w:rFonts w:ascii="Times New Roman" w:cs="Times New Roman" w:eastAsia="Times New Roman" w:hAnsi="Times New Roman"/>
-          <w:b w:val="false"/>
-          <w:bCs w:val="false"/>
-          <w:i w:val="false"/>
-          <w:iCs w:val="false"/>
-          <w:sz w:val="18"/>
-          <w:szCs w:val="18"/>
-        </w:rPr>
-        <w:t xml:space="preserve">   sistem sınırı birlikte beyan edildiğinde yorumlanabileceğini ortaya</w:t>
-      </w:r>
-    </w:p>
-    <w:p>
-      <w:pPr>
-        <w:spacing w:after="0" w:before="0" w:line="360" w:lineRule="auto"/>
-      </w:pPr>
-      <w:r>
-        <w:rPr>
-          <w:rFonts w:ascii="Times New Roman" w:cs="Times New Roman" w:eastAsia="Times New Roman" w:hAnsi="Times New Roman"/>
-          <w:b w:val="false"/>
-          <w:bCs w:val="false"/>
-          <w:i w:val="false"/>
-          <w:iCs w:val="false"/>
-          <w:sz w:val="18"/>
-          <w:szCs w:val="18"/>
-        </w:rPr>
-        <w:t xml:space="preserve"/>
-      </w:r>
-    </w:p>
-    <w:p>
-      <w:pPr>
-        <w:spacing w:after="0" w:before="0" w:line="360" w:lineRule="auto"/>
-        <w:jc w:val="both"/>
-      </w:pPr>
-      <w:r>
-        <w:rPr>
-          <w:rFonts w:ascii="Times New Roman" w:cs="Times New Roman" w:eastAsia="Times New Roman" w:hAnsi="Times New Roman"/>
-          <w:b w:val="false"/>
-          <w:bCs w:val="false"/>
-          <w:i w:val="false"/>
-          <w:iCs w:val="false"/>
-          <w:sz w:val="18"/>
-          <w:szCs w:val="18"/>
-        </w:rPr>
-        <w:t xml:space="preserve">   koymaktadır. Bu, malzeme seçimi çalışmalarının raporlanmasına dönük somut</w:t>
-      </w:r>
-    </w:p>
-    <w:p>
-      <w:pPr>
-        <w:spacing w:after="0" w:before="0" w:line="360" w:lineRule="auto"/>
-      </w:pPr>
-      <w:r>
-        <w:rPr>
-          <w:rFonts w:ascii="Times New Roman" w:cs="Times New Roman" w:eastAsia="Times New Roman" w:hAnsi="Times New Roman"/>
-          <w:b w:val="false"/>
-          <w:bCs w:val="false"/>
-          <w:i w:val="false"/>
-          <w:iCs w:val="false"/>
-          <w:sz w:val="18"/>
-          <w:szCs w:val="18"/>
-        </w:rPr>
-        <w:t xml:space="preserve"/>
-      </w:r>
-    </w:p>
-    <w:p>
-      <w:pPr>
-        <w:spacing w:after="0" w:before="0" w:line="360" w:lineRule="auto"/>
-        <w:jc w:val="both"/>
-      </w:pPr>
-      <w:r>
-        <w:rPr>
-          <w:rFonts w:ascii="Times New Roman" w:cs="Times New Roman" w:eastAsia="Times New Roman" w:hAnsi="Times New Roman"/>
-          <w:b w:val="false"/>
-          <w:bCs w:val="false"/>
-          <w:i w:val="false"/>
-          <w:iCs w:val="false"/>
-          <w:sz w:val="18"/>
-          <w:szCs w:val="18"/>
-        </w:rPr>
-        <w:t xml:space="preserve">   bir gerekliliktir.</w:t>
-      </w:r>
-    </w:p>
-    <w:p>
-      <w:pPr>
-        <w:spacing w:after="0" w:before="0" w:line="360" w:lineRule="auto"/>
-      </w:pPr>
-      <w:r>
-        <w:rPr>
-          <w:rFonts w:ascii="Times New Roman" w:cs="Times New Roman" w:eastAsia="Times New Roman" w:hAnsi="Times New Roman"/>
-          <w:b w:val="false"/>
-          <w:bCs w:val="false"/>
-          <w:i w:val="false"/>
-          <w:iCs w:val="false"/>
-          <w:sz w:val="18"/>
-          <w:szCs w:val="18"/>
-        </w:rPr>
-        <w:t xml:space="preserve"/>
-      </w:r>
-    </w:p>
-    <w:p>
-      <w:pPr>
-        <w:spacing w:after="0" w:before="0" w:line="360" w:lineRule="auto"/>
-        <w:jc w:val="both"/>
-      </w:pPr>
-      <w:r>
-        <w:rPr>
-          <w:rFonts w:ascii="Times New Roman" w:cs="Times New Roman" w:eastAsia="Times New Roman" w:hAnsi="Times New Roman"/>
-          <w:b w:val="false"/>
-          <w:bCs w:val="false"/>
-          <w:i w:val="false"/>
-          <w:iCs w:val="false"/>
-          <w:sz w:val="18"/>
-          <w:szCs w:val="18"/>
-        </w:rPr>
-        <w:t xml:space="preserve">5. </w:t>
-      </w:r>
-      <w:r>
-        <w:rPr>
-          <w:rFonts w:ascii="Times New Roman" w:cs="Times New Roman" w:eastAsia="Times New Roman" w:hAnsi="Times New Roman"/>
-          <w:b/>
-          <w:bCs/>
-          <w:i w:val="false"/>
-          <w:iCs w:val="false"/>
-          <w:sz w:val="18"/>
-          <w:szCs w:val="18"/>
-        </w:rPr>
-        <w:t xml:space="preserve">Tekrarlanabilirlik.</w:t>
-      </w:r>
-      <w:r>
-        <w:rPr>
-          <w:rFonts w:ascii="Times New Roman" w:cs="Times New Roman" w:eastAsia="Times New Roman" w:hAnsi="Times New Roman"/>
-          <w:b w:val="false"/>
-          <w:bCs w:val="false"/>
-          <w:i w:val="false"/>
-          <w:iCs w:val="false"/>
-          <w:sz w:val="18"/>
-          <w:szCs w:val="18"/>
-        </w:rPr>
-        <w:t xml:space="preserve"> Tüm hesaplar açık kaynaklı betiklerle yürütülmüş,</w:t>
-      </w:r>
-    </w:p>
-    <w:p>
-      <w:pPr>
-        <w:spacing w:after="0" w:before="0" w:line="360" w:lineRule="auto"/>
-      </w:pPr>
-      <w:r>
-        <w:rPr>
-          <w:rFonts w:ascii="Times New Roman" w:cs="Times New Roman" w:eastAsia="Times New Roman" w:hAnsi="Times New Roman"/>
-          <w:b w:val="false"/>
-          <w:bCs w:val="false"/>
-          <w:i w:val="false"/>
-          <w:iCs w:val="false"/>
-          <w:sz w:val="18"/>
-          <w:szCs w:val="18"/>
-        </w:rPr>
-        <w:t xml:space="preserve"/>
-      </w:r>
-    </w:p>
-    <w:p>
-      <w:pPr>
-        <w:spacing w:after="0" w:before="0" w:line="360" w:lineRule="auto"/>
-        <w:jc w:val="both"/>
-      </w:pPr>
-      <w:r>
-        <w:rPr>
-          <w:rFonts w:ascii="Times New Roman" w:cs="Times New Roman" w:eastAsia="Times New Roman" w:hAnsi="Times New Roman"/>
-          <w:b w:val="false"/>
-          <w:bCs w:val="false"/>
-          <w:i w:val="false"/>
-          <w:iCs w:val="false"/>
-          <w:sz w:val="18"/>
-          <w:szCs w:val="18"/>
-        </w:rPr>
-        <w:t xml:space="preserve">   hesap temeli bağımsız bir kaynakla sekiz veri noktasında doğrulanmış, iklim</w:t>
-      </w:r>
-    </w:p>
-    <w:p>
-      <w:pPr>
-        <w:spacing w:after="0" w:before="0" w:line="360" w:lineRule="auto"/>
-      </w:pPr>
-      <w:r>
-        <w:rPr>
-          <w:rFonts w:ascii="Times New Roman" w:cs="Times New Roman" w:eastAsia="Times New Roman" w:hAnsi="Times New Roman"/>
-          <w:b w:val="false"/>
-          <w:bCs w:val="false"/>
-          <w:i w:val="false"/>
-          <w:iCs w:val="false"/>
-          <w:sz w:val="18"/>
-          <w:szCs w:val="18"/>
-        </w:rPr>
-        <w:t xml:space="preserve"/>
-      </w:r>
-    </w:p>
-    <w:p>
-      <w:pPr>
-        <w:spacing w:after="0" w:before="0" w:line="360" w:lineRule="auto"/>
-        <w:jc w:val="both"/>
-      </w:pPr>
-      <w:r>
-        <w:rPr>
-          <w:rFonts w:ascii="Times New Roman" w:cs="Times New Roman" w:eastAsia="Times New Roman" w:hAnsi="Times New Roman"/>
-          <w:b w:val="false"/>
-          <w:bCs w:val="false"/>
-          <w:i w:val="false"/>
-          <w:iCs w:val="false"/>
-          <w:sz w:val="18"/>
-          <w:szCs w:val="18"/>
-        </w:rPr>
-        <w:t xml:space="preserve">   verisi açık erişimli bir servisten alınmıştır.</w:t>
+        <w:t xml:space="preserve">Tekrarlanabilirlik ve veri izlenebilirliği.</w:t>
+      </w:r>
+      <w:r>
+        <w:rPr>
+          <w:rFonts w:ascii="Times New Roman" w:cs="Times New Roman" w:eastAsia="Times New Roman" w:hAnsi="Times New Roman"/>
+          <w:b w:val="false"/>
+          <w:bCs w:val="false"/>
+          <w:i w:val="false"/>
+          <w:iCs w:val="false"/>
+          <w:sz w:val="18"/>
+          <w:szCs w:val="18"/>
+        </w:rPr>
+        <w:t xml:space="preserve"> Tüm hesaplar açık kaynaklı</w:t>
+      </w:r>
+    </w:p>
+    <w:p>
+      <w:pPr>
+        <w:spacing w:after="0" w:before="0" w:line="360" w:lineRule="auto"/>
+      </w:pPr>
+      <w:r>
+        <w:rPr>
+          <w:rFonts w:ascii="Times New Roman" w:cs="Times New Roman" w:eastAsia="Times New Roman" w:hAnsi="Times New Roman"/>
+          <w:b w:val="false"/>
+          <w:bCs w:val="false"/>
+          <w:i w:val="false"/>
+          <w:iCs w:val="false"/>
+          <w:sz w:val="18"/>
+          <w:szCs w:val="18"/>
+        </w:rPr>
+        <w:t xml:space="preserve"/>
+      </w:r>
+    </w:p>
+    <w:p>
+      <w:pPr>
+        <w:spacing w:after="0" w:before="0" w:line="360" w:lineRule="auto"/>
+        <w:jc w:val="both"/>
+      </w:pPr>
+      <w:r>
+        <w:rPr>
+          <w:rFonts w:ascii="Times New Roman" w:cs="Times New Roman" w:eastAsia="Times New Roman" w:hAnsi="Times New Roman"/>
+          <w:b w:val="false"/>
+          <w:bCs w:val="false"/>
+          <w:i w:val="false"/>
+          <w:iCs w:val="false"/>
+          <w:sz w:val="18"/>
+          <w:szCs w:val="18"/>
+        </w:rPr>
+        <w:t xml:space="preserve">   betiklerle yürütülmüş, hesap temeli yayımlanmış bir tabloyla sekiz veri</w:t>
+      </w:r>
+    </w:p>
+    <w:p>
+      <w:pPr>
+        <w:spacing w:after="0" w:before="0" w:line="360" w:lineRule="auto"/>
+      </w:pPr>
+      <w:r>
+        <w:rPr>
+          <w:rFonts w:ascii="Times New Roman" w:cs="Times New Roman" w:eastAsia="Times New Roman" w:hAnsi="Times New Roman"/>
+          <w:b w:val="false"/>
+          <w:bCs w:val="false"/>
+          <w:i w:val="false"/>
+          <w:iCs w:val="false"/>
+          <w:sz w:val="18"/>
+          <w:szCs w:val="18"/>
+        </w:rPr>
+        <w:t xml:space="preserve"/>
+      </w:r>
+    </w:p>
+    <w:p>
+      <w:pPr>
+        <w:spacing w:after="0" w:before="0" w:line="360" w:lineRule="auto"/>
+        <w:jc w:val="both"/>
+      </w:pPr>
+      <w:r>
+        <w:rPr>
+          <w:rFonts w:ascii="Times New Roman" w:cs="Times New Roman" w:eastAsia="Times New Roman" w:hAnsi="Times New Roman"/>
+          <w:b w:val="false"/>
+          <w:bCs w:val="false"/>
+          <w:i w:val="false"/>
+          <w:iCs w:val="false"/>
+          <w:sz w:val="18"/>
+          <w:szCs w:val="18"/>
+        </w:rPr>
+        <w:t xml:space="preserve">   noktasında çapraz kontrolden geçirilmiş, iklim verisi açık erişimli bir</w:t>
+      </w:r>
+    </w:p>
+    <w:p>
+      <w:pPr>
+        <w:spacing w:after="0" w:before="0" w:line="360" w:lineRule="auto"/>
+      </w:pPr>
+      <w:r>
+        <w:rPr>
+          <w:rFonts w:ascii="Times New Roman" w:cs="Times New Roman" w:eastAsia="Times New Roman" w:hAnsi="Times New Roman"/>
+          <w:b w:val="false"/>
+          <w:bCs w:val="false"/>
+          <w:i w:val="false"/>
+          <w:iCs w:val="false"/>
+          <w:sz w:val="18"/>
+          <w:szCs w:val="18"/>
+        </w:rPr>
+        <w:t xml:space="preserve"/>
+      </w:r>
+    </w:p>
+    <w:p>
+      <w:pPr>
+        <w:spacing w:after="0" w:before="0" w:line="360" w:lineRule="auto"/>
+        <w:jc w:val="both"/>
+      </w:pPr>
+      <w:r>
+        <w:rPr>
+          <w:rFonts w:ascii="Times New Roman" w:cs="Times New Roman" w:eastAsia="Times New Roman" w:hAnsi="Times New Roman"/>
+          <w:b w:val="false"/>
+          <w:bCs w:val="false"/>
+          <w:i w:val="false"/>
+          <w:iCs w:val="false"/>
+          <w:sz w:val="18"/>
+          <w:szCs w:val="18"/>
+        </w:rPr>
+        <w:t xml:space="preserve">   servisin güncel sürümünden (PVGIS 5.3, 2005–2023) alınmıştır. Tam karar</w:t>
+      </w:r>
+    </w:p>
+    <w:p>
+      <w:pPr>
+        <w:spacing w:after="0" w:before="0" w:line="360" w:lineRule="auto"/>
+      </w:pPr>
+      <w:r>
+        <w:rPr>
+          <w:rFonts w:ascii="Times New Roman" w:cs="Times New Roman" w:eastAsia="Times New Roman" w:hAnsi="Times New Roman"/>
+          <w:b w:val="false"/>
+          <w:bCs w:val="false"/>
+          <w:i w:val="false"/>
+          <w:iCs w:val="false"/>
+          <w:sz w:val="18"/>
+          <w:szCs w:val="18"/>
+        </w:rPr>
+        <w:t xml:space="preserve"/>
+      </w:r>
+    </w:p>
+    <w:p>
+      <w:pPr>
+        <w:spacing w:after="0" w:before="0" w:line="360" w:lineRule="auto"/>
+        <w:jc w:val="both"/>
+      </w:pPr>
+      <w:r>
+        <w:rPr>
+          <w:rFonts w:ascii="Times New Roman" w:cs="Times New Roman" w:eastAsia="Times New Roman" w:hAnsi="Times New Roman"/>
+          <w:b w:val="false"/>
+          <w:bCs w:val="false"/>
+          <w:i w:val="false"/>
+          <w:iCs w:val="false"/>
+          <w:sz w:val="18"/>
+          <w:szCs w:val="18"/>
+        </w:rPr>
+        <w:t xml:space="preserve">   matrisi, hücre bazında veri kaynakları ve kullanılan yaşam döngüsü veri</w:t>
+      </w:r>
+    </w:p>
+    <w:p>
+      <w:pPr>
+        <w:spacing w:after="0" w:before="0" w:line="360" w:lineRule="auto"/>
+      </w:pPr>
+      <w:r>
+        <w:rPr>
+          <w:rFonts w:ascii="Times New Roman" w:cs="Times New Roman" w:eastAsia="Times New Roman" w:hAnsi="Times New Roman"/>
+          <w:b w:val="false"/>
+          <w:bCs w:val="false"/>
+          <w:i w:val="false"/>
+          <w:iCs w:val="false"/>
+          <w:sz w:val="18"/>
+          <w:szCs w:val="18"/>
+        </w:rPr>
+        <w:t xml:space="preserve"/>
+      </w:r>
+    </w:p>
+    <w:p>
+      <w:pPr>
+        <w:spacing w:after="0" w:before="0" w:line="360" w:lineRule="auto"/>
+        <w:jc w:val="both"/>
+      </w:pPr>
+      <w:r>
+        <w:rPr>
+          <w:rFonts w:ascii="Times New Roman" w:cs="Times New Roman" w:eastAsia="Times New Roman" w:hAnsi="Times New Roman"/>
+          <w:b w:val="false"/>
+          <w:bCs w:val="false"/>
+          <w:i w:val="false"/>
+          <w:iCs w:val="false"/>
+          <w:sz w:val="18"/>
+          <w:szCs w:val="18"/>
+        </w:rPr>
+        <w:t xml:space="preserve">   kümelerinin kimlikleri ek tablolar hâlinde sunulmaktadır.</w:t>
       </w:r>
     </w:p>
     <w:p>
